--- a/docs/02-功能介绍书.docx
+++ b/docs/02-功能介绍书.docx
@@ -2159,17 +2159,16 @@
         <w:tblLook w:firstColumn="1" w:firstRow="1" w:lastColumn="0" w:lastRow="0" w:noHBand="0" w:noVBand="1" w:val="04A0"/>
       </w:tblPr>
       <w:tblGrid>
-        <w:gridCol w:w="1531"/>
-        <w:gridCol w:w="1531"/>
-        <w:gridCol w:w="1531"/>
-        <w:gridCol w:w="1531"/>
-        <w:gridCol w:w="1531"/>
-        <w:gridCol w:w="1531"/>
+        <w:gridCol w:w="1837"/>
+        <w:gridCol w:w="1837"/>
+        <w:gridCol w:w="1837"/>
+        <w:gridCol w:w="1837"/>
+        <w:gridCol w:w="1837"/>
       </w:tblGrid>
       <w:tr>
         <w:tc>
           <w:tcPr>
-            <w:tcW w:type="dxa" w:w="1531"/>
+            <w:tcW w:type="dxa" w:w="1837"/>
           </w:tcPr>
           <w:p>
             <w:pPr>
@@ -2188,7 +2187,7 @@
         </w:tc>
         <w:tc>
           <w:tcPr>
-            <w:tcW w:type="dxa" w:w="1531"/>
+            <w:tcW w:type="dxa" w:w="1837"/>
           </w:tcPr>
           <w:p>
             <w:pPr>
@@ -2207,7 +2206,7 @@
         </w:tc>
         <w:tc>
           <w:tcPr>
-            <w:tcW w:type="dxa" w:w="1531"/>
+            <w:tcW w:type="dxa" w:w="1837"/>
           </w:tcPr>
           <w:p>
             <w:pPr>
@@ -2220,13 +2219,13 @@
                 <w:rFonts w:ascii="微软雅黑" w:hAnsi="微软雅黑" w:eastAsia="微软雅黑"/>
                 <w:b/>
               </w:rPr>
-              <w:t>VMD</w:t>
-            </w:r>
-          </w:p>
-        </w:tc>
-        <w:tc>
-          <w:tcPr>
-            <w:tcW w:type="dxa" w:w="1531"/>
+              <w:t>Multiwfn</w:t>
+            </w:r>
+          </w:p>
+        </w:tc>
+        <w:tc>
+          <w:tcPr>
+            <w:tcW w:type="dxa" w:w="1837"/>
           </w:tcPr>
           <w:p>
             <w:pPr>
@@ -2239,32 +2238,13 @@
                 <w:rFonts w:ascii="微软雅黑" w:hAnsi="微软雅黑" w:eastAsia="微软雅黑"/>
                 <w:b/>
               </w:rPr>
-              <w:t>Multiwfn</w:t>
-            </w:r>
-          </w:p>
-        </w:tc>
-        <w:tc>
-          <w:tcPr>
-            <w:tcW w:type="dxa" w:w="1531"/>
-          </w:tcPr>
-          <w:p>
-            <w:pPr>
-              <w:spacing w:after="40"/>
-              <w:shd w:val="clear" w:color="auto" w:fill="EEF2F7"/>
-            </w:pPr>
-            <w:r/>
-            <w:r>
-              <w:rPr>
-                <w:rFonts w:ascii="微软雅黑" w:hAnsi="微软雅黑" w:eastAsia="微软雅黑"/>
-                <w:b/>
-              </w:rPr>
               <w:t>GXNU-MolStudio（参考实现）</w:t>
             </w:r>
           </w:p>
         </w:tc>
         <w:tc>
           <w:tcPr>
-            <w:tcW w:type="dxa" w:w="1531"/>
+            <w:tcW w:type="dxa" w:w="1837"/>
           </w:tcPr>
           <w:p>
             <w:pPr>
@@ -2285,7 +2265,7 @@
       <w:tr>
         <w:tc>
           <w:tcPr>
-            <w:tcW w:type="dxa" w:w="1531"/>
+            <w:tcW w:type="dxa" w:w="1837"/>
           </w:tcPr>
           <w:p>
             <w:pPr>
@@ -2303,7 +2283,7 @@
         </w:tc>
         <w:tc>
           <w:tcPr>
-            <w:tcW w:type="dxa" w:w="1531"/>
+            <w:tcW w:type="dxa" w:w="1837"/>
           </w:tcPr>
           <w:p>
             <w:pPr>
@@ -2458,24 +2438,7 @@
         </w:tc>
         <w:tc>
           <w:tcPr>
-            <w:tcW w:type="dxa" w:w="1531"/>
-          </w:tcPr>
-          <w:p>
-            <w:pPr>
-              <w:spacing w:after="40"/>
-            </w:pPr>
-            <w:r/>
-            <w:r>
-              <w:rPr>
-                <w:rFonts w:ascii="微软雅黑" w:hAnsi="微软雅黑" w:eastAsia="微软雅黑"/>
-              </w:rPr>
-              <w:t>● 极广，含 XYZ、DCD、NetCDF、LAMMPS 等</w:t>
-            </w:r>
-          </w:p>
-        </w:tc>
-        <w:tc>
-          <w:tcPr>
-            <w:tcW w:type="dxa" w:w="1531"/>
+            <w:tcW w:type="dxa" w:w="1837"/>
           </w:tcPr>
           <w:p>
             <w:pPr>
@@ -2492,7 +2455,7 @@
         </w:tc>
         <w:tc>
           <w:tcPr>
-            <w:tcW w:type="dxa" w:w="1531"/>
+            <w:tcW w:type="dxa" w:w="1837"/>
           </w:tcPr>
           <w:p>
             <w:pPr>
@@ -2509,7 +2472,7 @@
         </w:tc>
         <w:tc>
           <w:tcPr>
-            <w:tcW w:type="dxa" w:w="1531"/>
+            <w:tcW w:type="dxa" w:w="1837"/>
           </w:tcPr>
           <w:p>
             <w:pPr>
@@ -2528,7 +2491,7 @@
       <w:tr>
         <w:tc>
           <w:tcPr>
-            <w:tcW w:type="dxa" w:w="1531"/>
+            <w:tcW w:type="dxa" w:w="1837"/>
           </w:tcPr>
           <w:p>
             <w:pPr>
@@ -2546,7 +2509,7 @@
         </w:tc>
         <w:tc>
           <w:tcPr>
-            <w:tcW w:type="dxa" w:w="1531"/>
+            <w:tcW w:type="dxa" w:w="1837"/>
           </w:tcPr>
           <w:p>
             <w:pPr>
@@ -2570,24 +2533,7 @@
         </w:tc>
         <w:tc>
           <w:tcPr>
-            <w:tcW w:type="dxa" w:w="1531"/>
-          </w:tcPr>
-          <w:p>
-            <w:pPr>
-              <w:spacing w:after="40"/>
-            </w:pPr>
-            <w:r/>
-            <w:r>
-              <w:rPr>
-                <w:rFonts w:ascii="微软雅黑" w:hAnsi="微软雅黑" w:eastAsia="微软雅黑"/>
-              </w:rPr>
-              <w:t>● 20+ 种，含 DynamicBonds、Polyhedra、MSMS</w:t>
-            </w:r>
-          </w:p>
-        </w:tc>
-        <w:tc>
-          <w:tcPr>
-            <w:tcW w:type="dxa" w:w="1531"/>
+            <w:tcW w:type="dxa" w:w="1837"/>
           </w:tcPr>
           <w:p>
             <w:pPr>
@@ -2604,7 +2550,7 @@
         </w:tc>
         <w:tc>
           <w:tcPr>
-            <w:tcW w:type="dxa" w:w="1531"/>
+            <w:tcW w:type="dxa" w:w="1837"/>
           </w:tcPr>
           <w:p>
             <w:pPr>
@@ -2621,7 +2567,7 @@
         </w:tc>
         <w:tc>
           <w:tcPr>
-            <w:tcW w:type="dxa" w:w="1531"/>
+            <w:tcW w:type="dxa" w:w="1837"/>
           </w:tcPr>
           <w:p>
             <w:pPr>
@@ -2640,7 +2586,7 @@
       <w:tr>
         <w:tc>
           <w:tcPr>
-            <w:tcW w:type="dxa" w:w="1531"/>
+            <w:tcW w:type="dxa" w:w="1837"/>
           </w:tcPr>
           <w:p>
             <w:pPr>
@@ -2658,7 +2604,7 @@
         </w:tc>
         <w:tc>
           <w:tcPr>
-            <w:tcW w:type="dxa" w:w="1531"/>
+            <w:tcW w:type="dxa" w:w="1837"/>
           </w:tcPr>
           <w:p>
             <w:pPr>
@@ -2675,24 +2621,7 @@
         </w:tc>
         <w:tc>
           <w:tcPr>
-            <w:tcW w:type="dxa" w:w="1531"/>
-          </w:tcPr>
-          <w:p>
-            <w:pPr>
-              <w:spacing w:after="40"/>
-            </w:pPr>
-            <w:r/>
-            <w:r>
-              <w:rPr>
-                <w:rFonts w:ascii="微软雅黑" w:hAnsi="微软雅黑" w:eastAsia="微软雅黑"/>
-              </w:rPr>
-              <w:t>● QuickSurf、MSMS、Surf</w:t>
-            </w:r>
-          </w:p>
-        </w:tc>
-        <w:tc>
-          <w:tcPr>
-            <w:tcW w:type="dxa" w:w="1531"/>
+            <w:tcW w:type="dxa" w:w="1837"/>
           </w:tcPr>
           <w:p>
             <w:pPr>
@@ -2709,7 +2638,7 @@
         </w:tc>
         <w:tc>
           <w:tcPr>
-            <w:tcW w:type="dxa" w:w="1531"/>
+            <w:tcW w:type="dxa" w:w="1837"/>
           </w:tcPr>
           <w:p>
             <w:pPr>
@@ -2726,7 +2655,7 @@
         </w:tc>
         <w:tc>
           <w:tcPr>
-            <w:tcW w:type="dxa" w:w="1531"/>
+            <w:tcW w:type="dxa" w:w="1837"/>
           </w:tcPr>
           <w:p>
             <w:pPr>
@@ -2745,7 +2674,7 @@
       <w:tr>
         <w:tc>
           <w:tcPr>
-            <w:tcW w:type="dxa" w:w="1531"/>
+            <w:tcW w:type="dxa" w:w="1837"/>
           </w:tcPr>
           <w:p>
             <w:pPr>
@@ -2763,7 +2692,7 @@
         </w:tc>
         <w:tc>
           <w:tcPr>
-            <w:tcW w:type="dxa" w:w="1531"/>
+            <w:tcW w:type="dxa" w:w="1837"/>
           </w:tcPr>
           <w:p>
             <w:pPr>
@@ -2780,24 +2709,7 @@
         </w:tc>
         <w:tc>
           <w:tcPr>
-            <w:tcW w:type="dxa" w:w="1531"/>
-          </w:tcPr>
-          <w:p>
-            <w:pPr>
-              <w:spacing w:after="40"/>
-            </w:pPr>
-            <w:r/>
-            <w:r>
-              <w:rPr>
-                <w:rFonts w:ascii="微软雅黑" w:hAnsi="微软雅黑" w:eastAsia="微软雅黑"/>
-              </w:rPr>
-              <w:t>◐ 需插件或自行处理 cube</w:t>
-            </w:r>
-          </w:p>
-        </w:tc>
-        <w:tc>
-          <w:tcPr>
-            <w:tcW w:type="dxa" w:w="1531"/>
+            <w:tcW w:type="dxa" w:w="1837"/>
           </w:tcPr>
           <w:p>
             <w:pPr>
@@ -2814,7 +2726,7 @@
         </w:tc>
         <w:tc>
           <w:tcPr>
-            <w:tcW w:type="dxa" w:w="1531"/>
+            <w:tcW w:type="dxa" w:w="1837"/>
           </w:tcPr>
           <w:p>
             <w:pPr>
@@ -2831,7 +2743,7 @@
         </w:tc>
         <w:tc>
           <w:tcPr>
-            <w:tcW w:type="dxa" w:w="1531"/>
+            <w:tcW w:type="dxa" w:w="1837"/>
           </w:tcPr>
           <w:p>
             <w:pPr>
@@ -2850,7 +2762,7 @@
       <w:tr>
         <w:tc>
           <w:tcPr>
-            <w:tcW w:type="dxa" w:w="1531"/>
+            <w:tcW w:type="dxa" w:w="1837"/>
           </w:tcPr>
           <w:p>
             <w:pPr>
@@ -2868,7 +2780,7 @@
         </w:tc>
         <w:tc>
           <w:tcPr>
-            <w:tcW w:type="dxa" w:w="1531"/>
+            <w:tcW w:type="dxa" w:w="1837"/>
           </w:tcPr>
           <w:p>
             <w:pPr>
@@ -2885,24 +2797,7 @@
         </w:tc>
         <w:tc>
           <w:tcPr>
-            <w:tcW w:type="dxa" w:w="1531"/>
-          </w:tcPr>
-          <w:p>
-            <w:pPr>
-              <w:spacing w:after="40"/>
-            </w:pPr>
-            <w:r/>
-            <w:r>
-              <w:rPr>
-                <w:rFonts w:ascii="微软雅黑" w:hAnsi="微软雅黑" w:eastAsia="微软雅黑"/>
-              </w:rPr>
-              <w:t>● 经 cube/插件显示轨道</w:t>
-            </w:r>
-          </w:p>
-        </w:tc>
-        <w:tc>
-          <w:tcPr>
-            <w:tcW w:type="dxa" w:w="1531"/>
+            <w:tcW w:type="dxa" w:w="1837"/>
           </w:tcPr>
           <w:p>
             <w:pPr>
@@ -2919,7 +2814,7 @@
         </w:tc>
         <w:tc>
           <w:tcPr>
-            <w:tcW w:type="dxa" w:w="1531"/>
+            <w:tcW w:type="dxa" w:w="1837"/>
           </w:tcPr>
           <w:p>
             <w:pPr>
@@ -2936,7 +2831,7 @@
         </w:tc>
         <w:tc>
           <w:tcPr>
-            <w:tcW w:type="dxa" w:w="1531"/>
+            <w:tcW w:type="dxa" w:w="1837"/>
           </w:tcPr>
           <w:p>
             <w:pPr>
@@ -2955,7 +2850,7 @@
       <w:tr>
         <w:tc>
           <w:tcPr>
-            <w:tcW w:type="dxa" w:w="1531"/>
+            <w:tcW w:type="dxa" w:w="1837"/>
           </w:tcPr>
           <w:p>
             <w:pPr>
@@ -2973,7 +2868,7 @@
         </w:tc>
         <w:tc>
           <w:tcPr>
-            <w:tcW w:type="dxa" w:w="1531"/>
+            <w:tcW w:type="dxa" w:w="1837"/>
           </w:tcPr>
           <w:p>
             <w:pPr>
@@ -2990,24 +2885,7 @@
         </w:tc>
         <w:tc>
           <w:tcPr>
-            <w:tcW w:type="dxa" w:w="1531"/>
-          </w:tcPr>
-          <w:p>
-            <w:pPr>
-              <w:spacing w:after="40"/>
-            </w:pPr>
-            <w:r/>
-            <w:r>
-              <w:rPr>
-                <w:rFonts w:ascii="微软雅黑" w:hAnsi="微软雅黑" w:eastAsia="微软雅黑"/>
-              </w:rPr>
-              <w:t>● 格式最全，支持多帧对齐与分析</w:t>
-            </w:r>
-          </w:p>
-        </w:tc>
-        <w:tc>
-          <w:tcPr>
-            <w:tcW w:type="dxa" w:w="1531"/>
+            <w:tcW w:type="dxa" w:w="1837"/>
           </w:tcPr>
           <w:p>
             <w:pPr>
@@ -3024,7 +2902,7 @@
         </w:tc>
         <w:tc>
           <w:tcPr>
-            <w:tcW w:type="dxa" w:w="1531"/>
+            <w:tcW w:type="dxa" w:w="1837"/>
           </w:tcPr>
           <w:p>
             <w:pPr>
@@ -3041,7 +2919,7 @@
         </w:tc>
         <w:tc>
           <w:tcPr>
-            <w:tcW w:type="dxa" w:w="1531"/>
+            <w:tcW w:type="dxa" w:w="1837"/>
           </w:tcPr>
           <w:p>
             <w:pPr>
@@ -3060,7 +2938,7 @@
       <w:tr>
         <w:tc>
           <w:tcPr>
-            <w:tcW w:type="dxa" w:w="1531"/>
+            <w:tcW w:type="dxa" w:w="1837"/>
           </w:tcPr>
           <w:p>
             <w:pPr>
@@ -3078,7 +2956,7 @@
         </w:tc>
         <w:tc>
           <w:tcPr>
-            <w:tcW w:type="dxa" w:w="1531"/>
+            <w:tcW w:type="dxa" w:w="1837"/>
           </w:tcPr>
           <w:p>
             <w:pPr>
@@ -3095,24 +2973,7 @@
         </w:tc>
         <w:tc>
           <w:tcPr>
-            <w:tcW w:type="dxa" w:w="1531"/>
-          </w:tcPr>
-          <w:p>
-            <w:pPr>
-              <w:spacing w:after="40"/>
-            </w:pPr>
-            <w:r/>
-            <w:r>
-              <w:rPr>
-                <w:rFonts w:ascii="微软雅黑" w:hAnsi="微软雅黑" w:eastAsia="微软雅黑"/>
-              </w:rPr>
-              <w:t>◐ 有度量、HBond、RMSD 等插件</w:t>
-            </w:r>
-          </w:p>
-        </w:tc>
-        <w:tc>
-          <w:tcPr>
-            <w:tcW w:type="dxa" w:w="1531"/>
+            <w:tcW w:type="dxa" w:w="1837"/>
           </w:tcPr>
           <w:p>
             <w:pPr>
@@ -3129,7 +2990,7 @@
         </w:tc>
         <w:tc>
           <w:tcPr>
-            <w:tcW w:type="dxa" w:w="1531"/>
+            <w:tcW w:type="dxa" w:w="1837"/>
           </w:tcPr>
           <w:p>
             <w:pPr>
@@ -3146,7 +3007,7 @@
         </w:tc>
         <w:tc>
           <w:tcPr>
-            <w:tcW w:type="dxa" w:w="1531"/>
+            <w:tcW w:type="dxa" w:w="1837"/>
           </w:tcPr>
           <w:p>
             <w:pPr>
@@ -3165,7 +3026,7 @@
       <w:tr>
         <w:tc>
           <w:tcPr>
-            <w:tcW w:type="dxa" w:w="1531"/>
+            <w:tcW w:type="dxa" w:w="1837"/>
           </w:tcPr>
           <w:p>
             <w:pPr>
@@ -3183,7 +3044,7 @@
         </w:tc>
         <w:tc>
           <w:tcPr>
-            <w:tcW w:type="dxa" w:w="1531"/>
+            <w:tcW w:type="dxa" w:w="1837"/>
           </w:tcPr>
           <w:p>
             <w:pPr>
@@ -3200,18 +3061,278 @@
         </w:tc>
         <w:tc>
           <w:tcPr>
-            <w:tcW w:type="dxa" w:w="1531"/>
-          </w:tcPr>
-          <w:p>
-            <w:pPr>
-              <w:spacing w:after="40"/>
-            </w:pPr>
-            <w:r/>
-            <w:r>
-              <w:rPr>
-                <w:rFonts w:ascii="微软雅黑" w:hAnsi="微软雅黑" w:eastAsia="微软雅黑"/>
-              </w:rPr>
-              <w:t xml:space="preserve">◐ </w:t>
+            <w:tcW w:type="dxa" w:w="1837"/>
+          </w:tcPr>
+          <w:p>
+            <w:pPr>
+              <w:spacing w:after="40"/>
+            </w:pPr>
+            <w:r/>
+            <w:r>
+              <w:rPr>
+                <w:rFonts w:ascii="微软雅黑" w:hAnsi="微软雅黑" w:eastAsia="微软雅黑"/>
+              </w:rPr>
+              <w:t>○</w:t>
+            </w:r>
+          </w:p>
+        </w:tc>
+        <w:tc>
+          <w:tcPr>
+            <w:tcW w:type="dxa" w:w="1837"/>
+          </w:tcPr>
+          <w:p>
+            <w:pPr>
+              <w:spacing w:after="40"/>
+            </w:pPr>
+            <w:r/>
+            <w:r>
+              <w:rPr>
+                <w:rFonts w:ascii="微软雅黑" w:hAnsi="微软雅黑" w:eastAsia="微软雅黑"/>
+              </w:rPr>
+              <w:t>◐ 有限</w:t>
+            </w:r>
+          </w:p>
+        </w:tc>
+        <w:tc>
+          <w:tcPr>
+            <w:tcW w:type="dxa" w:w="1837"/>
+          </w:tcPr>
+          <w:p>
+            <w:pPr>
+              <w:spacing w:after="40"/>
+            </w:pPr>
+            <w:r/>
+            <w:r>
+              <w:rPr>
+                <w:rFonts w:ascii="微软雅黑" w:hAnsi="微软雅黑" w:eastAsia="微软雅黑"/>
+              </w:rPr>
+              <w:t>◐ 需脚本</w:t>
+            </w:r>
+          </w:p>
+        </w:tc>
+      </w:tr>
+      <w:tr>
+        <w:tc>
+          <w:tcPr>
+            <w:tcW w:type="dxa" w:w="1837"/>
+          </w:tcPr>
+          <w:p>
+            <w:pPr>
+              <w:spacing w:after="40"/>
+            </w:pPr>
+            <w:r/>
+            <w:r>
+              <w:rPr>
+                <w:rFonts w:ascii="微软雅黑" w:hAnsi="微软雅黑" w:eastAsia="微软雅黑"/>
+                <w:b/>
+              </w:rPr>
+              <w:t>脚本</w:t>
+            </w:r>
+          </w:p>
+        </w:tc>
+        <w:tc>
+          <w:tcPr>
+            <w:tcW w:type="dxa" w:w="1837"/>
+          </w:tcPr>
+          <w:p>
+            <w:pPr>
+              <w:spacing w:after="40"/>
+            </w:pPr>
+            <w:r/>
+            <w:r>
+              <w:rPr>
+                <w:rFonts w:ascii="微软雅黑" w:hAnsi="微软雅黑" w:eastAsia="微软雅黑"/>
+              </w:rPr>
+              <w:t>○ 规划中（Python 绑定）</w:t>
+            </w:r>
+          </w:p>
+        </w:tc>
+        <w:tc>
+          <w:tcPr>
+            <w:tcW w:type="dxa" w:w="1837"/>
+          </w:tcPr>
+          <w:p>
+            <w:pPr>
+              <w:spacing w:after="40"/>
+            </w:pPr>
+            <w:r/>
+            <w:r>
+              <w:rPr>
+                <w:rFonts w:ascii="微软雅黑" w:hAnsi="微软雅黑" w:eastAsia="微软雅黑"/>
+              </w:rPr>
+              <w:t>◐ 交互菜单 + 批处理脚本</w:t>
+            </w:r>
+          </w:p>
+        </w:tc>
+        <w:tc>
+          <w:tcPr>
+            <w:tcW w:type="dxa" w:w="1837"/>
+          </w:tcPr>
+          <w:p>
+            <w:pPr>
+              <w:spacing w:after="40"/>
+            </w:pPr>
+            <w:r/>
+            <w:r>
+              <w:rPr>
+                <w:rFonts w:ascii="微软雅黑" w:hAnsi="微软雅黑" w:eastAsia="微软雅黑"/>
+              </w:rPr>
+              <w:t>○</w:t>
+            </w:r>
+          </w:p>
+        </w:tc>
+        <w:tc>
+          <w:tcPr>
+            <w:tcW w:type="dxa" w:w="1837"/>
+          </w:tcPr>
+          <w:p>
+            <w:pPr>
+              <w:spacing w:after="40"/>
+            </w:pPr>
+            <w:r/>
+            <w:r>
+              <w:rPr>
+                <w:rFonts w:ascii="微软雅黑" w:hAnsi="微软雅黑" w:eastAsia="微软雅黑"/>
+              </w:rPr>
+              <w:t>● Python API，事实标准</w:t>
+            </w:r>
+          </w:p>
+        </w:tc>
+      </w:tr>
+      <w:tr>
+        <w:tc>
+          <w:tcPr>
+            <w:tcW w:type="dxa" w:w="1837"/>
+          </w:tcPr>
+          <w:p>
+            <w:pPr>
+              <w:spacing w:after="40"/>
+            </w:pPr>
+            <w:r/>
+            <w:r>
+              <w:rPr>
+                <w:rFonts w:ascii="微软雅黑" w:hAnsi="微软雅黑" w:eastAsia="微软雅黑"/>
+                <w:b/>
+              </w:rPr>
+              <w:t>渲染质量</w:t>
+            </w:r>
+          </w:p>
+        </w:tc>
+        <w:tc>
+          <w:tcPr>
+            <w:tcW w:type="dxa" w:w="1837"/>
+          </w:tcPr>
+          <w:p>
+            <w:pPr>
+              <w:spacing w:after="40"/>
+            </w:pPr>
+            <w:r/>
+            <w:r>
+              <w:rPr>
+                <w:rFonts w:ascii="微软雅黑" w:hAnsi="微软雅黑" w:eastAsia="微软雅黑"/>
+              </w:rPr>
+              <w:t>● Vulkan 实时 PBR、柔和阴影、半球光；</w:t>
+            </w:r>
+            <w:r>
+              <w:rPr>
+                <w:rFonts w:ascii="微软雅黑" w:hAnsi="微软雅黑" w:eastAsia="微软雅黑"/>
+                <w:b/>
+              </w:rPr>
+              <w:t>v2.2 渲染风格</w:t>
+            </w:r>
+            <w:r>
+              <w:rPr>
+                <w:rFonts w:ascii="微软雅黑" w:hAnsi="微软雅黑" w:eastAsia="微软雅黑"/>
+              </w:rPr>
+              <w:t>：环绕柔光 + 像素级轮廓 + 背景色距离淡出，四套预设（默认/柔和/出版/鲜明），出版预设一键白底+关阴影+强轮廓；CPU 光追预览；PNG 导出支持 1×/2×/4× 输出像素与透明背景</w:t>
+            </w:r>
+          </w:p>
+        </w:tc>
+        <w:tc>
+          <w:tcPr>
+            <w:tcW w:type="dxa" w:w="1837"/>
+          </w:tcPr>
+          <w:p>
+            <w:pPr>
+              <w:spacing w:after="40"/>
+            </w:pPr>
+            <w:r/>
+            <w:r>
+              <w:rPr>
+                <w:rFonts w:ascii="微软雅黑" w:hAnsi="微软雅黑" w:eastAsia="微软雅黑"/>
+              </w:rPr>
+              <w:t>○ 以 2D 曲线/简单 3D 为主</w:t>
+            </w:r>
+          </w:p>
+        </w:tc>
+        <w:tc>
+          <w:tcPr>
+            <w:tcW w:type="dxa" w:w="1837"/>
+          </w:tcPr>
+          <w:p>
+            <w:pPr>
+              <w:spacing w:after="40"/>
+            </w:pPr>
+            <w:r/>
+            <w:r>
+              <w:rPr>
+                <w:rFonts w:ascii="微软雅黑" w:hAnsi="微软雅黑" w:eastAsia="微软雅黑"/>
+              </w:rPr>
+              <w:t>◐</w:t>
+            </w:r>
+          </w:p>
+        </w:tc>
+        <w:tc>
+          <w:tcPr>
+            <w:tcW w:type="dxa" w:w="1837"/>
+          </w:tcPr>
+          <w:p>
+            <w:pPr>
+              <w:spacing w:after="40"/>
+            </w:pPr>
+            <w:r/>
+            <w:r>
+              <w:rPr>
+                <w:rFonts w:ascii="微软雅黑" w:hAnsi="微软雅黑" w:eastAsia="微软雅黑"/>
+              </w:rPr>
+              <w:t>● 内置光线追踪，出图质量高</w:t>
+            </w:r>
+          </w:p>
+        </w:tc>
+      </w:tr>
+      <w:tr>
+        <w:tc>
+          <w:tcPr>
+            <w:tcW w:type="dxa" w:w="1837"/>
+          </w:tcPr>
+          <w:p>
+            <w:pPr>
+              <w:spacing w:after="40"/>
+            </w:pPr>
+            <w:r/>
+            <w:r>
+              <w:rPr>
+                <w:rFonts w:ascii="微软雅黑" w:hAnsi="微软雅黑" w:eastAsia="微软雅黑"/>
+                <w:b/>
+              </w:rPr>
+              <w:t>易用性</w:t>
+            </w:r>
+          </w:p>
+        </w:tc>
+        <w:tc>
+          <w:tcPr>
+            <w:tcW w:type="dxa" w:w="1837"/>
+          </w:tcPr>
+          <w:p>
+            <w:pPr>
+              <w:spacing w:after="40"/>
+            </w:pPr>
+            <w:r/>
+            <w:r>
+              <w:rPr>
+                <w:rFonts w:ascii="微软雅黑" w:hAnsi="微软雅黑" w:eastAsia="微软雅黑"/>
+              </w:rPr>
+              <w:t>● 固定五区布局（左栏可收起，</w:t>
             </w:r>
             <w:r>
               <w:rPr>
@@ -3219,259 +3340,36 @@
                 <w:color w:val="B03060"/>
                 <w:sz w:val="19"/>
               </w:rPr>
-              <w:t>draw</w:t>
-            </w:r>
-            <w:r>
-              <w:rPr>
-                <w:rFonts w:ascii="微软雅黑" w:hAnsi="微软雅黑" w:eastAsia="微软雅黑"/>
-              </w:rPr>
-              <w:t xml:space="preserve"> 命令可画但无 UI</w:t>
-            </w:r>
-          </w:p>
-        </w:tc>
-        <w:tc>
-          <w:tcPr>
-            <w:tcW w:type="dxa" w:w="1531"/>
-          </w:tcPr>
-          <w:p>
-            <w:pPr>
-              <w:spacing w:after="40"/>
-            </w:pPr>
-            <w:r/>
-            <w:r>
-              <w:rPr>
-                <w:rFonts w:ascii="微软雅黑" w:hAnsi="微软雅黑" w:eastAsia="微软雅黑"/>
-              </w:rPr>
-              <w:t>○</w:t>
-            </w:r>
-          </w:p>
-        </w:tc>
-        <w:tc>
-          <w:tcPr>
-            <w:tcW w:type="dxa" w:w="1531"/>
-          </w:tcPr>
-          <w:p>
-            <w:pPr>
-              <w:spacing w:after="40"/>
-            </w:pPr>
-            <w:r/>
-            <w:r>
-              <w:rPr>
-                <w:rFonts w:ascii="微软雅黑" w:hAnsi="微软雅黑" w:eastAsia="微软雅黑"/>
-              </w:rPr>
-              <w:t>◐ 有限</w:t>
-            </w:r>
-          </w:p>
-        </w:tc>
-        <w:tc>
-          <w:tcPr>
-            <w:tcW w:type="dxa" w:w="1531"/>
-          </w:tcPr>
-          <w:p>
-            <w:pPr>
-              <w:spacing w:after="40"/>
-            </w:pPr>
-            <w:r/>
-            <w:r>
-              <w:rPr>
-                <w:rFonts w:ascii="微软雅黑" w:hAnsi="微软雅黑" w:eastAsia="微软雅黑"/>
-              </w:rPr>
-              <w:t>◐ 需脚本</w:t>
-            </w:r>
-          </w:p>
-        </w:tc>
-      </w:tr>
-      <w:tr>
-        <w:tc>
-          <w:tcPr>
-            <w:tcW w:type="dxa" w:w="1531"/>
-          </w:tcPr>
-          <w:p>
-            <w:pPr>
-              <w:spacing w:after="40"/>
-            </w:pPr>
-            <w:r/>
-            <w:r>
-              <w:rPr>
-                <w:rFonts w:ascii="微软雅黑" w:hAnsi="微软雅黑" w:eastAsia="微软雅黑"/>
-                <w:b/>
-              </w:rPr>
-              <w:t>脚本</w:t>
-            </w:r>
-          </w:p>
-        </w:tc>
-        <w:tc>
-          <w:tcPr>
-            <w:tcW w:type="dxa" w:w="1531"/>
-          </w:tcPr>
-          <w:p>
-            <w:pPr>
-              <w:spacing w:after="40"/>
-            </w:pPr>
-            <w:r/>
-            <w:r>
-              <w:rPr>
-                <w:rFonts w:ascii="微软雅黑" w:hAnsi="微软雅黑" w:eastAsia="微软雅黑"/>
-              </w:rPr>
-              <w:t>○ 规划中（Python 绑定）</w:t>
-            </w:r>
-          </w:p>
-        </w:tc>
-        <w:tc>
-          <w:tcPr>
-            <w:tcW w:type="dxa" w:w="1531"/>
-          </w:tcPr>
-          <w:p>
-            <w:pPr>
-              <w:spacing w:after="40"/>
-            </w:pPr>
-            <w:r/>
-            <w:r>
-              <w:rPr>
-                <w:rFonts w:ascii="微软雅黑" w:hAnsi="微软雅黑" w:eastAsia="微软雅黑"/>
-              </w:rPr>
-              <w:t>● Tcl / Python</w:t>
-            </w:r>
-          </w:p>
-        </w:tc>
-        <w:tc>
-          <w:tcPr>
-            <w:tcW w:type="dxa" w:w="1531"/>
-          </w:tcPr>
-          <w:p>
-            <w:pPr>
-              <w:spacing w:after="40"/>
-            </w:pPr>
-            <w:r/>
-            <w:r>
-              <w:rPr>
-                <w:rFonts w:ascii="微软雅黑" w:hAnsi="微软雅黑" w:eastAsia="微软雅黑"/>
-              </w:rPr>
-              <w:t>◐ 交互菜单 + 批处理脚本</w:t>
-            </w:r>
-          </w:p>
-        </w:tc>
-        <w:tc>
-          <w:tcPr>
-            <w:tcW w:type="dxa" w:w="1531"/>
-          </w:tcPr>
-          <w:p>
-            <w:pPr>
-              <w:spacing w:after="40"/>
-            </w:pPr>
-            <w:r/>
-            <w:r>
-              <w:rPr>
-                <w:rFonts w:ascii="微软雅黑" w:hAnsi="微软雅黑" w:eastAsia="微软雅黑"/>
-              </w:rPr>
-              <w:t>○</w:t>
-            </w:r>
-          </w:p>
-        </w:tc>
-        <w:tc>
-          <w:tcPr>
-            <w:tcW w:type="dxa" w:w="1531"/>
-          </w:tcPr>
-          <w:p>
-            <w:pPr>
-              <w:spacing w:after="40"/>
-            </w:pPr>
-            <w:r/>
-            <w:r>
-              <w:rPr>
-                <w:rFonts w:ascii="微软雅黑" w:hAnsi="微软雅黑" w:eastAsia="微软雅黑"/>
-              </w:rPr>
-              <w:t>● Python API，事实标准</w:t>
-            </w:r>
-          </w:p>
-        </w:tc>
-      </w:tr>
-      <w:tr>
-        <w:tc>
-          <w:tcPr>
-            <w:tcW w:type="dxa" w:w="1531"/>
-          </w:tcPr>
-          <w:p>
-            <w:pPr>
-              <w:spacing w:after="40"/>
-            </w:pPr>
-            <w:r/>
-            <w:r>
-              <w:rPr>
-                <w:rFonts w:ascii="微软雅黑" w:hAnsi="微软雅黑" w:eastAsia="微软雅黑"/>
-                <w:b/>
-              </w:rPr>
-              <w:t>渲染质量</w:t>
-            </w:r>
-          </w:p>
-        </w:tc>
-        <w:tc>
-          <w:tcPr>
-            <w:tcW w:type="dxa" w:w="1531"/>
-          </w:tcPr>
-          <w:p>
-            <w:pPr>
-              <w:spacing w:after="40"/>
-            </w:pPr>
-            <w:r/>
-            <w:r>
-              <w:rPr>
-                <w:rFonts w:ascii="微软雅黑" w:hAnsi="微软雅黑" w:eastAsia="微软雅黑"/>
-              </w:rPr>
-              <w:t>● Vulkan 实时 PBR、柔和阴影、半球光；</w:t>
-            </w:r>
-            <w:r>
-              <w:rPr>
-                <w:rFonts w:ascii="微软雅黑" w:hAnsi="微软雅黑" w:eastAsia="微软雅黑"/>
-                <w:b/>
-              </w:rPr>
-              <w:t>v2.2 渲染风格</w:t>
-            </w:r>
-            <w:r>
-              <w:rPr>
-                <w:rFonts w:ascii="微软雅黑" w:hAnsi="微软雅黑" w:eastAsia="微软雅黑"/>
-              </w:rPr>
-              <w:t>：环绕柔光 + 像素级轮廓 + 背景色距离淡出，四套预设（默认/柔和/出版/鲜明），出版预设一键白底+关阴影+强轮廓；CPU 光追预览；PNG 导出支持 1×/2×/4× 输出像素与透明背景</w:t>
-            </w:r>
-          </w:p>
-        </w:tc>
-        <w:tc>
-          <w:tcPr>
-            <w:tcW w:type="dxa" w:w="1531"/>
-          </w:tcPr>
-          <w:p>
-            <w:pPr>
-              <w:spacing w:after="40"/>
-            </w:pPr>
-            <w:r/>
-            <w:r>
-              <w:rPr>
-                <w:rFonts w:ascii="微软雅黑" w:hAnsi="微软雅黑" w:eastAsia="微软雅黑"/>
-              </w:rPr>
-              <w:t>○ 传统前向渲染，观感偏旧</w:t>
-            </w:r>
-          </w:p>
-        </w:tc>
-        <w:tc>
-          <w:tcPr>
-            <w:tcW w:type="dxa" w:w="1531"/>
-          </w:tcPr>
-          <w:p>
-            <w:pPr>
-              <w:spacing w:after="40"/>
-            </w:pPr>
-            <w:r/>
-            <w:r>
-              <w:rPr>
-                <w:rFonts w:ascii="微软雅黑" w:hAnsi="微软雅黑" w:eastAsia="微软雅黑"/>
-              </w:rPr>
-              <w:t>○ 以 2D 曲线/简单 3D 为主</w:t>
-            </w:r>
-          </w:p>
-        </w:tc>
-        <w:tc>
-          <w:tcPr>
-            <w:tcW w:type="dxa" w:w="1531"/>
+              <w:t>Ctrl+B</w:t>
+            </w:r>
+            <w:r>
+              <w:rPr>
+                <w:rFonts w:ascii="微软雅黑" w:hAnsi="微软雅黑" w:eastAsia="微软雅黑"/>
+              </w:rPr>
+              <w:t>）、中文优先、一键样式、快捷键完整</w:t>
+            </w:r>
+          </w:p>
+        </w:tc>
+        <w:tc>
+          <w:tcPr>
+            <w:tcW w:type="dxa" w:w="1837"/>
+          </w:tcPr>
+          <w:p>
+            <w:pPr>
+              <w:spacing w:after="40"/>
+            </w:pPr>
+            <w:r/>
+            <w:r>
+              <w:rPr>
+                <w:rFonts w:ascii="微软雅黑" w:hAnsi="微软雅黑" w:eastAsia="微软雅黑"/>
+              </w:rPr>
+              <w:t>◐ 菜单层级深，参数多</w:t>
+            </w:r>
+          </w:p>
+        </w:tc>
+        <w:tc>
+          <w:tcPr>
+            <w:tcW w:type="dxa" w:w="1837"/>
           </w:tcPr>
           <w:p>
             <w:pPr>
@@ -3488,126 +3386,7 @@
         </w:tc>
         <w:tc>
           <w:tcPr>
-            <w:tcW w:type="dxa" w:w="1531"/>
-          </w:tcPr>
-          <w:p>
-            <w:pPr>
-              <w:spacing w:after="40"/>
-            </w:pPr>
-            <w:r/>
-            <w:r>
-              <w:rPr>
-                <w:rFonts w:ascii="微软雅黑" w:hAnsi="微软雅黑" w:eastAsia="微软雅黑"/>
-              </w:rPr>
-              <w:t>● 内置光线追踪，出图质量高</w:t>
-            </w:r>
-          </w:p>
-        </w:tc>
-      </w:tr>
-      <w:tr>
-        <w:tc>
-          <w:tcPr>
-            <w:tcW w:type="dxa" w:w="1531"/>
-          </w:tcPr>
-          <w:p>
-            <w:pPr>
-              <w:spacing w:after="40"/>
-            </w:pPr>
-            <w:r/>
-            <w:r>
-              <w:rPr>
-                <w:rFonts w:ascii="微软雅黑" w:hAnsi="微软雅黑" w:eastAsia="微软雅黑"/>
-                <w:b/>
-              </w:rPr>
-              <w:t>易用性</w:t>
-            </w:r>
-          </w:p>
-        </w:tc>
-        <w:tc>
-          <w:tcPr>
-            <w:tcW w:type="dxa" w:w="1531"/>
-          </w:tcPr>
-          <w:p>
-            <w:pPr>
-              <w:spacing w:after="40"/>
-            </w:pPr>
-            <w:r/>
-            <w:r>
-              <w:rPr>
-                <w:rFonts w:ascii="微软雅黑" w:hAnsi="微软雅黑" w:eastAsia="微软雅黑"/>
-              </w:rPr>
-              <w:t>● 固定五区布局（左栏可收起，</w:t>
-            </w:r>
-            <w:r>
-              <w:rPr>
-                <w:rFonts w:ascii="Consolas" w:hAnsi="Consolas" w:eastAsia="Consolas"/>
-                <w:color w:val="B03060"/>
-                <w:sz w:val="19"/>
-              </w:rPr>
-              <w:t>Ctrl+B</w:t>
-            </w:r>
-            <w:r>
-              <w:rPr>
-                <w:rFonts w:ascii="微软雅黑" w:hAnsi="微软雅黑" w:eastAsia="微软雅黑"/>
-              </w:rPr>
-              <w:t>）、中文优先、一键样式、快捷键完整</w:t>
-            </w:r>
-          </w:p>
-        </w:tc>
-        <w:tc>
-          <w:tcPr>
-            <w:tcW w:type="dxa" w:w="1531"/>
-          </w:tcPr>
-          <w:p>
-            <w:pPr>
-              <w:spacing w:after="40"/>
-            </w:pPr>
-            <w:r/>
-            <w:r>
-              <w:rPr>
-                <w:rFonts w:ascii="微软雅黑" w:hAnsi="微软雅黑" w:eastAsia="微软雅黑"/>
-              </w:rPr>
-              <w:t>○ 以命令行为主，学习曲线陡</w:t>
-            </w:r>
-          </w:p>
-        </w:tc>
-        <w:tc>
-          <w:tcPr>
-            <w:tcW w:type="dxa" w:w="1531"/>
-          </w:tcPr>
-          <w:p>
-            <w:pPr>
-              <w:spacing w:after="40"/>
-            </w:pPr>
-            <w:r/>
-            <w:r>
-              <w:rPr>
-                <w:rFonts w:ascii="微软雅黑" w:hAnsi="微软雅黑" w:eastAsia="微软雅黑"/>
-              </w:rPr>
-              <w:t>◐ 菜单层级深，参数多</w:t>
-            </w:r>
-          </w:p>
-        </w:tc>
-        <w:tc>
-          <w:tcPr>
-            <w:tcW w:type="dxa" w:w="1531"/>
-          </w:tcPr>
-          <w:p>
-            <w:pPr>
-              <w:spacing w:after="40"/>
-            </w:pPr>
-            <w:r/>
-            <w:r>
-              <w:rPr>
-                <w:rFonts w:ascii="微软雅黑" w:hAnsi="微软雅黑" w:eastAsia="微软雅黑"/>
-              </w:rPr>
-              <w:t>◐</w:t>
-            </w:r>
-          </w:p>
-        </w:tc>
-        <w:tc>
-          <w:tcPr>
-            <w:tcW w:type="dxa" w:w="1531"/>
+            <w:tcW w:type="dxa" w:w="1837"/>
           </w:tcPr>
           <w:p>
             <w:pPr>
@@ -3635,7 +3414,7 @@
           <w:i/>
           <w:color w:val="475569"/>
         </w:rPr>
-        <w:t xml:space="preserve">提示：VMD、Multiwfn、PyMOL 强在计算与批处理，MolecuLens 强在界面化出图；推荐分工是 </w:t>
+        <w:t xml:space="preserve">提示：Multiwfn、PyMOL 强在计算与批处理，MolecuLens 强在界面化出图；推荐分工是 </w:t>
       </w:r>
       <w:r>
         <w:rPr>
@@ -13547,7 +13326,7 @@
         <w:rPr>
           <w:rFonts w:ascii="微软雅黑" w:hAnsi="微软雅黑" w:eastAsia="微软雅黑"/>
         </w:rPr>
-        <w:t>：绘图样式只列本引擎真实支持的 14 种，不拿 VMD 的 27 项清单凑数；尚未接入的分析项直接置灰并注明原因。</w:t>
+        <w:t>：绘图样式只列本引擎真实支持的 14 种，不拿通用查看器的长清单凑数；尚未接入的分析项直接置灰并注明原因。</w:t>
       </w:r>
     </w:p>
     <w:p>
